--- a/Dokumen/BRD_Tupen(onprogres).docx
+++ b/Dokumen/BRD_Tupen(onprogres).docx
@@ -12361,60 +12361,6 @@
     <w:p>
       <w:pPr>
         <w:pStyle w:val="ListParagraph"/>
-        <w:numPr>
-          <w:ilvl w:val="0"/>
-          <w:numId w:val="24"/>
-        </w:numPr>
-        <w:ind w:hanging="294"/>
-      </w:pPr>
-      <w:proofErr w:type="spellStart"/>
-      <w:r>
-        <w:t>Ekspor</w:t>
-      </w:r>
-      <w:proofErr w:type="spellEnd"/>
-      <w:r>
-        <w:t xml:space="preserve"> </w:t>
-      </w:r>
-      <w:proofErr w:type="spellStart"/>
-      <w:r>
-        <w:t>laporan</w:t>
-      </w:r>
-      <w:proofErr w:type="spellEnd"/>
-      <w:r>
-        <w:t xml:space="preserve"> </w:t>
-      </w:r>
-      <w:proofErr w:type="spellStart"/>
-      <w:r>
-        <w:t>dalam</w:t>
-      </w:r>
-      <w:proofErr w:type="spellEnd"/>
-      <w:r>
-        <w:t xml:space="preserve"> format PDF/Excel</w:t>
-      </w:r>
-      <w:r>
-        <w:t>.</w:t>
-      </w:r>
-      <w:r>
-        <w:t xml:space="preserve"> </w:t>
-      </w:r>
-    </w:p>
-    <w:p>
-      <w:pPr>
-        <w:pStyle w:val="ListParagraph"/>
-        <w:ind w:firstLine="0"/>
-      </w:pPr>
-    </w:p>
-    <w:p>
-      <w:pPr>
-        <w:rPr>
-          <w:b/>
-          <w:bCs/>
-        </w:rPr>
-      </w:pPr>
-    </w:p>
-    <w:p>
-      <w:pPr>
-        <w:pStyle w:val="ListParagraph"/>
         <w:ind w:firstLine="0"/>
       </w:pPr>
     </w:p>
@@ -17644,29 +17590,8 @@
         </w:numPr>
         <w:ind w:hanging="294"/>
       </w:pPr>
-      <w:proofErr w:type="spellStart"/>
-      <w:r>
-        <w:t>Sistem</w:t>
-      </w:r>
-      <w:proofErr w:type="spellEnd"/>
-      <w:r>
-        <w:t xml:space="preserve"> </w:t>
-      </w:r>
-      <w:proofErr w:type="spellStart"/>
-      <w:r>
-        <w:t>otomatis</w:t>
-      </w:r>
-      <w:proofErr w:type="spellEnd"/>
-      <w:r>
-        <w:t xml:space="preserve"> </w:t>
-      </w:r>
-      <w:proofErr w:type="spellStart"/>
-      <w:r>
-        <w:t>menggenerate</w:t>
-      </w:r>
-      <w:proofErr w:type="spellEnd"/>
-      <w:r>
-        <w:t xml:space="preserve"> </w:t>
+      <w:r>
+        <w:t xml:space="preserve">Guru meng upload </w:t>
       </w:r>
       <w:proofErr w:type="spellStart"/>
       <w:r>
@@ -17682,7 +17607,10 @@
       </w:r>
       <w:proofErr w:type="spellEnd"/>
       <w:r>
-        <w:t xml:space="preserve"> format PDF.</w:t>
+        <w:t xml:space="preserve"> </w:t>
+      </w:r>
+      <w:r>
+        <w:t>format PDF.</w:t>
       </w:r>
     </w:p>
     <w:p>
@@ -20697,12 +20625,51 @@
       <w:r>
         <w:rPr>
           <w:noProof/>
+          <w:sz w:val="22"/>
         </w:rPr>
         <w:drawing>
-          <wp:inline distT="0" distB="0" distL="0" distR="0" wp14:anchorId="16E14CB4" wp14:editId="14938349">
-            <wp:extent cx="5730875" cy="4608195"/>
-            <wp:effectExtent l="0" t="0" r="3175" b="1905"/>
-            <wp:docPr id="5" name="Picture 5"/>
+          <wp:anchor distT="0" distB="0" distL="114300" distR="114300" simplePos="0" relativeHeight="251659264" behindDoc="1" locked="0" layoutInCell="1" allowOverlap="1" wp14:anchorId="15F1585A" wp14:editId="70A8D8FE">
+            <wp:simplePos x="0" y="0"/>
+            <wp:positionH relativeFrom="margin">
+              <wp:align>right</wp:align>
+            </wp:positionH>
+            <wp:positionV relativeFrom="paragraph">
+              <wp:posOffset>170815</wp:posOffset>
+            </wp:positionV>
+            <wp:extent cx="5734050" cy="4105275"/>
+            <wp:effectExtent l="0" t="0" r="0" b="9525"/>
+            <wp:wrapTight wrapText="bothSides">
+              <wp:wrapPolygon edited="0">
+                <wp:start x="1722" y="0"/>
+                <wp:lineTo x="287" y="1604"/>
+                <wp:lineTo x="72" y="2105"/>
+                <wp:lineTo x="144" y="3007"/>
+                <wp:lineTo x="1722" y="3207"/>
+                <wp:lineTo x="1722" y="14433"/>
+                <wp:lineTo x="287" y="14734"/>
+                <wp:lineTo x="0" y="15035"/>
+                <wp:lineTo x="0" y="16238"/>
+                <wp:lineTo x="1722" y="17641"/>
+                <wp:lineTo x="1722" y="21550"/>
+                <wp:lineTo x="19806" y="21550"/>
+                <wp:lineTo x="19806" y="19245"/>
+                <wp:lineTo x="21528" y="19245"/>
+                <wp:lineTo x="21528" y="17741"/>
+                <wp:lineTo x="19806" y="17641"/>
+                <wp:lineTo x="19878" y="12830"/>
+                <wp:lineTo x="21528" y="12429"/>
+                <wp:lineTo x="21528" y="11126"/>
+                <wp:lineTo x="21098" y="10625"/>
+                <wp:lineTo x="19878" y="9622"/>
+                <wp:lineTo x="19878" y="6415"/>
+                <wp:lineTo x="21528" y="5713"/>
+                <wp:lineTo x="21528" y="4210"/>
+                <wp:lineTo x="19878" y="3207"/>
+                <wp:lineTo x="19806" y="0"/>
+                <wp:lineTo x="1722" y="0"/>
+              </wp:wrapPolygon>
+            </wp:wrapTight>
+            <wp:docPr id="11" name="Picture 11"/>
             <wp:cNvGraphicFramePr>
               <a:graphicFrameLocks xmlns:a="http://schemas.openxmlformats.org/drawingml/2006/main" noChangeAspect="1"/>
             </wp:cNvGraphicFramePr>
@@ -20710,13 +20677,13 @@
               <a:graphicData uri="http://schemas.openxmlformats.org/drawingml/2006/picture">
                 <pic:pic xmlns:pic="http://schemas.openxmlformats.org/drawingml/2006/picture">
                   <pic:nvPicPr>
-                    <pic:cNvPr id="0" name="Picture 3"/>
+                    <pic:cNvPr id="0" name="Picture 2"/>
                     <pic:cNvPicPr>
                       <a:picLocks noChangeAspect="1" noChangeArrowheads="1"/>
                     </pic:cNvPicPr>
                   </pic:nvPicPr>
                   <pic:blipFill>
-                    <a:blip r:embed="rId8">
+                    <a:blip r:embed="rId8" cstate="print">
                       <a:extLst>
                         <a:ext uri="{28A0092B-C50C-407E-A947-70E740481C1C}">
                           <a14:useLocalDpi xmlns:a14="http://schemas.microsoft.com/office/drawing/2010/main" val="0"/>
@@ -20731,7 +20698,7 @@
                   <pic:spPr bwMode="auto">
                     <a:xfrm>
                       <a:off x="0" y="0"/>
-                      <a:ext cx="5730875" cy="4608195"/>
+                      <a:ext cx="5734050" cy="4105275"/>
                     </a:xfrm>
                     <a:prstGeom prst="rect">
                       <a:avLst/>
@@ -20744,7 +20711,13 @@
                 </pic:pic>
               </a:graphicData>
             </a:graphic>
-          </wp:inline>
+            <wp14:sizeRelH relativeFrom="margin">
+              <wp14:pctWidth>0</wp14:pctWidth>
+            </wp14:sizeRelH>
+            <wp14:sizeRelV relativeFrom="margin">
+              <wp14:pctHeight>0</wp14:pctHeight>
+            </wp14:sizeRelV>
+          </wp:anchor>
         </w:drawing>
       </w:r>
     </w:p>
